--- a/Space_News_18_07_2026.docx
+++ b/Space_News_18_07_2026.docx
@@ -204,7 +204,7 @@
           <w:b/>
           <w:sz w:val="26"/>
         </w:rPr>
-        <w:t>2. EPFO launches VISHWAS 2026 to settle employer penalty disputes</w:t>
+        <w:t>2. Meet The Former ISRO Scientists Behind India's Private Space Revolution - NDTV</w:t>
       </w:r>
     </w:p>
     <w:p>
@@ -213,95 +213,6 @@
         <w:jc w:val="left"/>
       </w:pPr>
       <w:hyperlink r:id="rId13">
-        <w:r>
-          <w:rPr>
-            <w:color w:val="0000FF"/>
-            <w:u w:val="single"/>
-          </w:rPr>
-          <w:t>Read more</w:t>
-        </w:r>
-      </w:hyperlink>
-    </w:p>
-    <w:p>
-      <w:pPr>
-        <w:spacing w:after="120"/>
-        <w:jc w:val="center"/>
-      </w:pPr>
-      <w:r>
-        <w:drawing>
-          <wp:inline xmlns:a="http://schemas.openxmlformats.org/drawingml/2006/main" xmlns:pic="http://schemas.openxmlformats.org/drawingml/2006/picture">
-            <wp:extent cx="4389120" cy="4389120"/>
-            <wp:docPr id="3" name="Picture 3"/>
-            <wp:cNvGraphicFramePr>
-              <a:graphicFrameLocks noChangeAspect="1"/>
-            </wp:cNvGraphicFramePr>
-            <a:graphic>
-              <a:graphicData uri="http://schemas.openxmlformats.org/drawingml/2006/picture">
-                <pic:pic>
-                  <pic:nvPicPr>
-                    <pic:cNvPr id="0" name="image.png"/>
-                    <pic:cNvPicPr/>
-                  </pic:nvPicPr>
-                  <pic:blipFill>
-                    <a:blip r:embed="rId14"/>
-                    <a:stretch>
-                      <a:fillRect/>
-                    </a:stretch>
-                  </pic:blipFill>
-                  <pic:spPr>
-                    <a:xfrm>
-                      <a:off x="0" y="0"/>
-                      <a:ext cx="4389120" cy="4389120"/>
-                    </a:xfrm>
-                    <a:prstGeom prst="rect"/>
-                  </pic:spPr>
-                </pic:pic>
-              </a:graphicData>
-            </a:graphic>
-          </wp:inline>
-        </w:drawing>
-      </w:r>
-    </w:p>
-    <w:p>
-      <w:pPr>
-        <w:spacing w:after="120" w:line="276" w:lineRule="auto"/>
-        <w:jc w:val="both"/>
-      </w:pPr>
-      <w:r>
-        <w:rPr>
-          <w:rFonts w:ascii="Times New Roman" w:hAnsi="Times New Roman"/>
-          <w:sz w:val="24"/>
-        </w:rPr>
-        <w:t>- Policy - 2 min read The EPFO has launched VISHWAS 2026, a six-month, one-time dispute resolution scheme to help employers settle pending damages and penalty cases under provident fund laws. The initiative offers substantially reduced penalty rates for eligible defaults before June 14, 2024, through a fully digital, transparent and time-bound process. - ET Bureau - Published On Jul 18, 2026 at 11:16 AM IST Select ETGovernment as Preferred Choice on Google Copy Link Share on WhatsApp Share on Linkedin Share on X Share on Telegram Share on Facebook Applicants are also required to furnish an undertaking that no further appeal shall be pursued in respect of the dispute settled under the Scheme. New Delhi: The Employees' Provident Fund Organisation ( EPFO ), under the ministry of labour and employment, launched 'VISHWAS, 2026', a one-time dispute resolution initiative to facilitate amicable settlement of disputes relating to levy of damages or penalty under section 14B of the Employees' Provident Funds and Miscellaneous Provisions Act, 1952 and section 128 of the Code on Social Security , 2020. The scheme will remain operational for a period of six months, starting from June 29, and will provide employers with an opportunity to settle eligible cases through a transparent, fully digital and time-bound process. The scheme covers cases where orders for penalty or damages are under challenge before judicial forum and final damages or penalty orders where recovery is pending or only partly made, including Recovery Certificate (RRC) cases. Advt Further, cases where notices have been issued but final orders for damages or penalty are yet to be passed will also be covered under along with cases where notices for penalty and damages are yet to be issued. Under VISHWAS, 2026, damages or penalty for defaults pertaining to the period prior to June 14 2024 shall be recalculated at substantially reduced rates, namely 0.25 per cent per month for defaults up to two months, 0.50 per cent per month for defaults from two to less than four months, and 1.00 per cent per month for defaults exceeding four months. "These concessional rates are intended to encourage employers to resolve pending disputes expeditiously," the ministry said. According to the statement, in order to avail the benefits of the scheme, employers are required to ensure that the entire interest payable under the schemes, as applicable, has been fully remitted before submitting an application. - See more on: - EPFO , - VISHWAS 2026 , - dispute resolution , - penalty-related disputes , - Employees' Provident Fund Organisation , - Section 14B , - Social Security Code , - digital processing , - employers compliance , - social security Telegram Facebook Comments What are your thoughts? Comment Now --&gt; Comment Now Read Comment (1) All Comments By commenting, you agree to the Prohibited Content Policy Post Find this Comment Offensive? Choose your reason below and click on the submit button. This will alert our moderators to take actions REASONS FOR REPORTING Foul Language Defamatory Inciting hatred against a certain community Out of Context / Spam Others Report Join the community of 2M+ industry professionals. Subscribe to Newsletter to get latest insights &amp; analysis in your inbox. --&gt; All about ETGovernment industry right on your smartphone! - Download the ETGovernment App and get the Realtime updates and Save your favourite articles. Scan to download App --&gt;</w:t>
-      </w:r>
-    </w:p>
-    <w:p>
-      <w:pPr>
-        <w:pBdr>
-          <w:bottom w:val="single" w:sz="6" w:space="6" w:color="A6A6A6"/>
-        </w:pBdr>
-      </w:pPr>
-    </w:p>
-    <w:p/>
-    <w:p>
-      <w:pPr>
-        <w:spacing w:after="60"/>
-      </w:pPr>
-      <w:r>
-        <w:rPr>
-          <w:rFonts w:ascii="Times New Roman" w:hAnsi="Times New Roman"/>
-          <w:b/>
-          <w:sz w:val="26"/>
-        </w:rPr>
-        <w:t>3. Meet The Former ISRO Scientists Behind India's Private Space Revolution - NDTV</w:t>
-      </w:r>
-    </w:p>
-    <w:p>
-      <w:pPr>
-        <w:spacing w:after="80"/>
-        <w:jc w:val="left"/>
-      </w:pPr>
-      <w:hyperlink r:id="rId15">
         <w:r>
           <w:rPr>
             <w:color w:val="0000FF"/>
@@ -342,7 +253,7 @@
           <w:b/>
           <w:sz w:val="26"/>
         </w:rPr>
-        <w:t>4. Skyroot's Vikram-1 to launch on 18 July. Sriharikota viewing gallery opens registrations - ThePrint</w:t>
+        <w:t>3. Skyroot's Vikram-1 to launch on 18 July. Sriharikota viewing gallery opens registrations - ThePrint</w:t>
       </w:r>
     </w:p>
     <w:p>
@@ -350,7 +261,7 @@
         <w:spacing w:after="80"/>
         <w:jc w:val="left"/>
       </w:pPr>
-      <w:hyperlink r:id="rId16">
+      <w:hyperlink r:id="rId14">
         <w:r>
           <w:rPr>
             <w:color w:val="0000FF"/>
@@ -369,7 +280,7 @@
         <w:drawing>
           <wp:inline xmlns:a="http://schemas.openxmlformats.org/drawingml/2006/main" xmlns:pic="http://schemas.openxmlformats.org/drawingml/2006/picture">
             <wp:extent cx="4389120" cy="4389120"/>
-            <wp:docPr id="4" name="Picture 4"/>
+            <wp:docPr id="3" name="Picture 3"/>
             <wp:cNvGraphicFramePr>
               <a:graphicFrameLocks noChangeAspect="1"/>
             </wp:cNvGraphicFramePr>
@@ -381,7 +292,7 @@
                     <pic:cNvPicPr/>
                   </pic:nvPicPr>
                   <pic:blipFill>
-                    <a:blip r:embed="rId17"/>
+                    <a:blip r:embed="rId15"/>
                     <a:stretch>
                       <a:fillRect/>
                     </a:stretch>
@@ -431,7 +342,7 @@
           <w:b/>
           <w:sz w:val="26"/>
         </w:rPr>
-        <w:t>5. Who is destroying ISRO? - madhyamamonline.com</w:t>
+        <w:t>4. ESA's Mars Express meets NASA's Psyche</w:t>
       </w:r>
     </w:p>
     <w:p>
@@ -439,96 +350,7 @@
         <w:spacing w:after="80"/>
         <w:jc w:val="left"/>
       </w:pPr>
-      <w:hyperlink r:id="rId18">
-        <w:r>
-          <w:rPr>
-            <w:color w:val="0000FF"/>
-            <w:u w:val="single"/>
-          </w:rPr>
-          <w:t>Read more</w:t>
-        </w:r>
-      </w:hyperlink>
-    </w:p>
-    <w:p>
-      <w:pPr>
-        <w:spacing w:after="120"/>
-        <w:jc w:val="center"/>
-      </w:pPr>
-      <w:r>
-        <w:drawing>
-          <wp:inline xmlns:a="http://schemas.openxmlformats.org/drawingml/2006/main" xmlns:pic="http://schemas.openxmlformats.org/drawingml/2006/picture">
-            <wp:extent cx="4389120" cy="2634539"/>
-            <wp:docPr id="5" name="Picture 5"/>
-            <wp:cNvGraphicFramePr>
-              <a:graphicFrameLocks noChangeAspect="1"/>
-            </wp:cNvGraphicFramePr>
-            <a:graphic>
-              <a:graphicData uri="http://schemas.openxmlformats.org/drawingml/2006/picture">
-                <pic:pic>
-                  <pic:nvPicPr>
-                    <pic:cNvPr id="0" name="image.jpg"/>
-                    <pic:cNvPicPr/>
-                  </pic:nvPicPr>
-                  <pic:blipFill>
-                    <a:blip r:embed="rId19"/>
-                    <a:stretch>
-                      <a:fillRect/>
-                    </a:stretch>
-                  </pic:blipFill>
-                  <pic:spPr>
-                    <a:xfrm>
-                      <a:off x="0" y="0"/>
-                      <a:ext cx="4389120" cy="2634539"/>
-                    </a:xfrm>
-                    <a:prstGeom prst="rect"/>
-                  </pic:spPr>
-                </pic:pic>
-              </a:graphicData>
-            </a:graphic>
-          </wp:inline>
-        </w:drawing>
-      </w:r>
-    </w:p>
-    <w:p>
-      <w:pPr>
-        <w:spacing w:after="120" w:line="276" w:lineRule="auto"/>
-        <w:jc w:val="both"/>
-      </w:pPr>
-      <w:r>
-        <w:rPr>
-          <w:rFonts w:ascii="Times New Roman" w:hAnsi="Times New Roman"/>
-          <w:sz w:val="24"/>
-        </w:rPr>
-        <w:t>The Indian Space Research Organisation (ISRO) is an organisation that has played a significant role in establishing India's place on the world map in the field of space research and exploration. Thanks to such entities, in the 21st century, India stands alongside the world's major powers in the field of space exploration. Over the past 25 years, none of ISRO's major missions has missed its mark. The world has witnessed India's achievements in this field through the successful launches of Chandrayaan-1 (2008), Mangalyaan (2014), Astrosat (2015), Chandrayaan-3 (2023) and Aditya-L1 (2023). Except for the unsuccessful soft landing attempt of Chandrayaan-2 (2019), ISRO's space science missions over the past quarter of a century have been remarkably successful. Major projects, including Gaganyaan, are also progressing with the aim of paving the way for human spaceflight. None of these achievements came about by chance; they were the result of sound policy, careful planning and close collaboration between scientists and the government. The scientific vision of India's first Prime Minister, Jawaharlal Nehru, and the corresponding government planning turned the dream of establishing an indigenous space research programme into reality. Along with that, the dedicated efforts of a talented group of scientists and engineers who devoted their lives to the nation helped India emerge as a global leader in this domain. However, what is now emerging from ISRO is not a story of success but of an unfortunate reality of growing attrition. Within a matter of days, more than 100 officials, including senior scientists, are reported to have resigned or opted for voluntary retirement from ISRO and its affiliated research institutions, including the Vikram Sarabhai Space Centre (VSSC). As the large-scale departure of researchers and officials began affecting the organisation's day-to-day functioning and key projects such as Gaganyaan, the Union Ministry of Science and Technology was forced to intervene. The government is now attempting to curb the loss of scientists by introducing stricter conditions for employees seeking to leave the organisation. This apparent decline at ISRO was foreseeable even as its missions advanced towards the Moon and Mars. The primary reason is a failure in government policy. There was a time when ISRO was the preferred destination for those aspiring to build careers in space research. Interest in joining the organisation increased further after the success of Chandrayaan missions. However, the situation changed after the space research sector was opened to private individuals and institutions in 2020. This policy change had invited reproach from the very beginning. Today, several private companies and start-ups, including Skyroot, Agnikul and Pixxel, are active in the sector. Many of these organisations are led by former senior officials from ISRO and its affiliated institutions. As private companies have developed the capability to launch rockets, they have attracted not only young researchers but also experienced ISRO scientists by offering alluringly better incentives. It is in the last five years that such a major transformation has taken place. The resulting desertions have affected ISRO's functioning considerably. The indefinite delay in missions such as Gaganyaan and PSSLV is also a result of this crisis. The increased workload on the remaining scientists has become another major challenge. Consequently, many are choosing to resign because of mounting work pressure. Although private companies play an important role in the space sectors of other leading nations, they generally operate without weakening government-run research institutions. However, in India, shortcomings in policy formulation have placed the functioning of the prestigious institution ISRO itself under a cloud of uncertainty. Administrative orders alone are unlikely to resolve this problem. This crisis should also be viewed as a consequence of the science policy pursued by the Sangh Parivar-led central government. Since the Modi government came to power, the country's scientific community has, in general, been uneasy. From the outset, the government has been accused of weakening scientific research by reducing funding and support for research institutions. This triggered widespread protests. Several distinguished scientists, including Dr Shahid Jameel, one of India's leading biotechnology researchers, joined the protest by leaving government-affiliated research positions. It is also important to recognise that, according to this view, this policy failure begins with the Modi government's approach to defining science itself. For several years, efforts have been made to create new branches such as 'Puranic Science' and 'Bharatiya Science', presenting myths and epics first as history and then as science. Claims such as the Kauravas being test-tube babies and the Sudarshan Chakra being an ancient missile have been promoted in this context. Research into the medicinal properties of cow urine, promoted in the name of Indian culture, has also received significant encouragement under the Modi government. They further cite the Uttarakhand government's allocation of a whopping Rs 25 crore to search for the mythical 'Mrita Sanjeevani' mentioned in the Ramayana. From this perspective, the current situation at ISRO is seen as the outcome of policies that undermine scientific research. And there is no reason to believe that the consequences of such policies will remain confined to ISRO alone.</w:t>
-      </w:r>
-    </w:p>
-    <w:p>
-      <w:pPr>
-        <w:pBdr>
-          <w:bottom w:val="single" w:sz="6" w:space="6" w:color="A6A6A6"/>
-        </w:pBdr>
-      </w:pPr>
-    </w:p>
-    <w:p/>
-    <w:p>
-      <w:pPr>
-        <w:spacing w:after="60"/>
-      </w:pPr>
-      <w:r>
-        <w:rPr>
-          <w:rFonts w:ascii="Times New Roman" w:hAnsi="Times New Roman"/>
-          <w:b/>
-          <w:sz w:val="26"/>
-        </w:rPr>
-        <w:t>6. ESA's Mars Express meets NASA's Psyche</w:t>
-      </w:r>
-    </w:p>
-    <w:p>
-      <w:pPr>
-        <w:spacing w:after="80"/>
-        <w:jc w:val="left"/>
-      </w:pPr>
-      <w:hyperlink r:id="rId20">
+      <w:hyperlink r:id="rId16">
         <w:r>
           <w:rPr>
             <w:color w:val="0000FF"/>
@@ -547,7 +369,7 @@
         <w:drawing>
           <wp:inline xmlns:a="http://schemas.openxmlformats.org/drawingml/2006/main" xmlns:pic="http://schemas.openxmlformats.org/drawingml/2006/picture">
             <wp:extent cx="4389120" cy="3851910"/>
-            <wp:docPr id="6" name="Picture 6"/>
+            <wp:docPr id="4" name="Picture 4"/>
             <wp:cNvGraphicFramePr>
               <a:graphicFrameLocks noChangeAspect="1"/>
             </wp:cNvGraphicFramePr>
@@ -559,7 +381,7 @@
                     <pic:cNvPicPr/>
                   </pic:nvPicPr>
                   <pic:blipFill>
-                    <a:blip r:embed="rId21"/>
+                    <a:blip r:embed="rId17"/>
                     <a:stretch>
                       <a:fillRect/>
                     </a:stretch>
@@ -609,7 +431,7 @@
           <w:b/>
           <w:sz w:val="26"/>
         </w:rPr>
-        <w:t>7. NASA Pushes New Wing Design to Find Structural Limits</w:t>
+        <w:t>5. NASA Pushes New Wing Design to Find Structural Limits</w:t>
       </w:r>
     </w:p>
     <w:p>
@@ -617,7 +439,7 @@
         <w:spacing w:after="80"/>
         <w:jc w:val="left"/>
       </w:pPr>
-      <w:hyperlink r:id="rId22">
+      <w:hyperlink r:id="rId18">
         <w:r>
           <w:rPr>
             <w:color w:val="0000FF"/>
@@ -636,7 +458,7 @@
         <w:drawing>
           <wp:inline xmlns:a="http://schemas.openxmlformats.org/drawingml/2006/main" xmlns:pic="http://schemas.openxmlformats.org/drawingml/2006/picture">
             <wp:extent cx="4389120" cy="2926080"/>
-            <wp:docPr id="7" name="Picture 7"/>
+            <wp:docPr id="5" name="Picture 5"/>
             <wp:cNvGraphicFramePr>
               <a:graphicFrameLocks noChangeAspect="1"/>
             </wp:cNvGraphicFramePr>
@@ -648,7 +470,7 @@
                     <pic:cNvPicPr/>
                   </pic:nvPicPr>
                   <pic:blipFill>
-                    <a:blip r:embed="rId23"/>
+                    <a:blip r:embed="rId19"/>
                     <a:stretch>
                       <a:fillRect/>
                     </a:stretch>
@@ -698,7 +520,7 @@
           <w:b/>
           <w:sz w:val="26"/>
         </w:rPr>
-        <w:t>8. The Growing Crescent of Mars as NASA's Psyche Mission Approaches</w:t>
+        <w:t>6. The Growing Crescent of Mars as NASA's Psyche Mission Approaches</w:t>
       </w:r>
     </w:p>
     <w:p>
@@ -706,7 +528,7 @@
         <w:spacing w:after="80"/>
         <w:jc w:val="left"/>
       </w:pPr>
-      <w:hyperlink r:id="rId24">
+      <w:hyperlink r:id="rId20">
         <w:r>
           <w:rPr>
             <w:color w:val="0000FF"/>
@@ -725,7 +547,7 @@
         <w:drawing>
           <wp:inline xmlns:a="http://schemas.openxmlformats.org/drawingml/2006/main" xmlns:pic="http://schemas.openxmlformats.org/drawingml/2006/picture">
             <wp:extent cx="4389120" cy="2873502"/>
-            <wp:docPr id="8" name="Picture 8"/>
+            <wp:docPr id="6" name="Picture 6"/>
             <wp:cNvGraphicFramePr>
               <a:graphicFrameLocks noChangeAspect="1"/>
             </wp:cNvGraphicFramePr>
@@ -737,7 +559,7 @@
                     <pic:cNvPicPr/>
                   </pic:nvPicPr>
                   <pic:blipFill>
-                    <a:blip r:embed="rId25"/>
+                    <a:blip r:embed="rId21"/>
                     <a:stretch>
                       <a:fillRect/>
                     </a:stretch>
@@ -787,7 +609,7 @@
           <w:b/>
           <w:sz w:val="26"/>
         </w:rPr>
-        <w:t>9. Establishing a VTE Risk Score for Astronauts Algorithm</w:t>
+        <w:t>7. NASA Awards Facilities Support Services Contract for Ames Research Center</w:t>
       </w:r>
     </w:p>
     <w:p>
@@ -795,62 +617,7 @@
         <w:spacing w:after="80"/>
         <w:jc w:val="left"/>
       </w:pPr>
-      <w:hyperlink r:id="rId26">
-        <w:r>
-          <w:rPr>
-            <w:color w:val="0000FF"/>
-            <w:u w:val="single"/>
-          </w:rPr>
-          <w:t>Read more</w:t>
-        </w:r>
-      </w:hyperlink>
-    </w:p>
-    <w:p>
-      <w:pPr>
-        <w:jc w:val="center"/>
-      </w:pPr>
-      <w:r/>
-    </w:p>
-    <w:p>
-      <w:pPr>
-        <w:spacing w:after="120" w:line="276" w:lineRule="auto"/>
-        <w:jc w:val="both"/>
-      </w:pPr>
-      <w:r>
-        <w:rPr>
-          <w:rFonts w:ascii="Times New Roman" w:hAnsi="Times New Roman"/>
-          <w:sz w:val="24"/>
-        </w:rPr>
-        <w:t>Spontaneous echo contrast (SEC) grade 3 with peripheral echogenicity. NASA/Pavela In April 2026, NASA's Office of the Chief Health and Medical Officer (OCHMO) initiated a working group to review updated VTE case information, additional data gathered revealing altered blood flow status within a cohort of astronauts, and discuss progress of research and clinical activities intended to mitigate the risk of VTE during spaceflight with new evidence-based clinical practice recommendations. Recommendations The following is a summary of the working group's recommendations: The working group's conclusions emphasized that stasis in the left internal jugular vein (IJV) is consistently viewed as a dominant risk factor for VTE in microgravity, though there is active debate regarding the relative contributions of slow qualitative flow, endothelial factors and/or retrograde flow. Limitations of current in-flight ultrasound capabilities to accurately measure stasis/slow flow was cited as a concern, especially if using only stasis as a factor for indicating the need for prophylaxis. Additional review of assessing stasis with ultrasound in-flight was recommended. After reviewing the risk factors, additional discussions following the working group led to the majority of the panel agreeing that stasis and retrograde flow warranted use of prophylaxis. The working group also recommended assessing all other risk factors other than stasis to also determine when prophylaxis is warranted. Based on a literature review and summary of the panel contributions, a VTE Risk Score for Astronauts Algorithm was developed, which includes providing anticoagulation prophylaxis for stasis alone, or a combination of other thrombosis risk factors that are weighted by terrestrial literature. Risk of Venous Thromboembolism During Spaceflight NASA initially formed a working group in October 2024 after diagnosing venous thromboembolisms (VTEs) in astronauts during ISS missions. Experts reviewed case data, updated Clinical Practice Guidelines, and examined possible causes.</w:t>
-      </w:r>
-    </w:p>
-    <w:p>
-      <w:pPr>
-        <w:pBdr>
-          <w:bottom w:val="single" w:sz="6" w:space="6" w:color="A6A6A6"/>
-        </w:pBdr>
-      </w:pPr>
-    </w:p>
-    <w:p/>
-    <w:p>
-      <w:pPr>
-        <w:spacing w:after="60"/>
-      </w:pPr>
-      <w:r>
-        <w:rPr>
-          <w:rFonts w:ascii="Times New Roman" w:hAnsi="Times New Roman"/>
-          <w:b/>
-          <w:sz w:val="26"/>
-        </w:rPr>
-        <w:t>10. NASA Awards Facilities Support Services Contract for Ames Research Center</w:t>
-      </w:r>
-    </w:p>
-    <w:p>
-      <w:pPr>
-        <w:spacing w:after="80"/>
-        <w:jc w:val="left"/>
-      </w:pPr>
-      <w:hyperlink r:id="rId27">
+      <w:hyperlink r:id="rId22">
         <w:r>
           <w:rPr>
             <w:color w:val="0000FF"/>
@@ -897,7 +664,7 @@
           <w:b/>
           <w:sz w:val="26"/>
         </w:rPr>
-        <w:t>11. NASA's Chandra and IXPE Study Pulsar in Lighthouse Nebula</w:t>
+        <w:t>8. NASA's Chandra and IXPE Study Pulsar in Lighthouse Nebula</w:t>
       </w:r>
     </w:p>
     <w:p>
@@ -905,7 +672,7 @@
         <w:spacing w:after="80"/>
         <w:jc w:val="left"/>
       </w:pPr>
-      <w:hyperlink r:id="rId28">
+      <w:hyperlink r:id="rId23">
         <w:r>
           <w:rPr>
             <w:color w:val="0000FF"/>
@@ -952,7 +719,7 @@
           <w:b/>
           <w:sz w:val="26"/>
         </w:rPr>
-        <w:t>12. La NASA invita a los medios de comunicación al lanzamiento del telescopio espacial Roman</w:t>
+        <w:t>9. NASA Invites Media to Roman Space Telescope, Crew-13 Launches</w:t>
       </w:r>
     </w:p>
     <w:p>
@@ -960,62 +727,7 @@
         <w:spacing w:after="80"/>
         <w:jc w:val="left"/>
       </w:pPr>
-      <w:hyperlink r:id="rId29">
-        <w:r>
-          <w:rPr>
-            <w:color w:val="0000FF"/>
-            <w:u w:val="single"/>
-          </w:rPr>
-          <w:t>Read more</w:t>
-        </w:r>
-      </w:hyperlink>
-    </w:p>
-    <w:p>
-      <w:pPr>
-        <w:jc w:val="center"/>
-      </w:pPr>
-      <w:r/>
-    </w:p>
-    <w:p>
-      <w:pPr>
-        <w:spacing w:after="120" w:line="276" w:lineRule="auto"/>
-        <w:jc w:val="both"/>
-      </w:pPr>
-      <w:r>
-        <w:rPr>
-          <w:rFonts w:ascii="Times New Roman" w:hAnsi="Times New Roman"/>
-          <w:sz w:val="24"/>
-        </w:rPr>
-        <w:t>2 min read Lauren E. Low Jul 17, 2026 RELEASE Aquí puede verse el telescopio espacial Nancy Grace Roman de la NASA en la sala limpia del Centro de Vuelo Espacial Goddard de la agencia en Greenbelt, Maryland, donde este observatorio fue construido y sometido a pruebas. Los amplios y profundos sondeos de Roman explorarán la materia oscura, la energía oscura, los exoplanetas y prácticamente cualquier objeto celeste, desde nuestro propio sistema solar hasta galaxias situadas en los confines del universo observable. Crédito: NASA/Jolearra Tshiteya Read this release in English here . Ya está abierto el plazo de acreditación de los medios de comunicación para el lanzamiento de la misión del telescopio espacial Nancy Grace Roman de la NASA. El lanzamiento del telescopio Roman está programado para no antes de las 7:20 a.m. (hora del este) del domingo 30 de agosto, a bordo de un cohete Falcon Heavy de SpaceX, desde el Complejo de Lanzamiento 39A en el Centro Espacial Kennedy de la NASA en Florida. Este observatorio, que lleva el nombre de la primera astrónoma jefa de la NASA, ofrecerá una visión profunda y panorámica del cosmos, generando imágenes nunca antes vistas que revolucionarán nuestra comprensión del universo. Los medios interesados en asistir al lanzamiento deben presentar su solicitud antes de los siguientes plazos: - Los representantes de medios de comunicación internacionales sin ciudadanía estadounidense deben presentar su solicitud antes de las 11:59 p.m. del domingo 26 de julio. - Los medios de comunicación de Estados Unidos y los ciudadanos estadounidenses que representen a organizaciones de medios internacionales deben presentar su solicitud antes de las 11:59 p.m. del jueves 30 de julio.• Todas las solicitudes de acreditación deben ser enviadas en línea a través del sitio web: https://media.ksc.nasa.gov La política de acreditación de medios de la NASA está disponible en línea. Para consultas sobre la acreditación o para solicitudes logísticas especiales, envíe un correo electrónico a: ksc-media-accreditat@mail.nasa.gov . Para otras consultas, comuníquese con la sala de prensa del Centro Espacial Kennedy de la NASA al teléfono: 321-867-2468. Para obtener más información sobre esta misión, visite el sitio: https://www.ciencia.nasa.gov/roman -fin- Alise Fisher / María José Viñas Sede central de la NASA, Washington 202-385-1287 alise.m.fisher@nasa.gov / maria-jose.vinasgarcia@nasa.gov Leejay Lockhart Centro Espacial Kennedy, Florida 321-747-8310 leejay.lockhart@nasa.gov Claire Andreoli Centro de Vuelo Espacial Goddard de la NASA, Greenbelt, Maryland 301-286-1940 claire.andreoli@nasa.gov Share Details Last Updated Related Terms - NASA en español</w:t>
-      </w:r>
-    </w:p>
-    <w:p>
-      <w:pPr>
-        <w:pBdr>
-          <w:bottom w:val="single" w:sz="6" w:space="6" w:color="A6A6A6"/>
-        </w:pBdr>
-      </w:pPr>
-    </w:p>
-    <w:p/>
-    <w:p>
-      <w:pPr>
-        <w:spacing w:after="60"/>
-      </w:pPr>
-      <w:r>
-        <w:rPr>
-          <w:rFonts w:ascii="Times New Roman" w:hAnsi="Times New Roman"/>
-          <w:b/>
-          <w:sz w:val="26"/>
-        </w:rPr>
-        <w:t>13. NASA Invites Media to Roman Space Telescope, Crew-13 Launches</w:t>
-      </w:r>
-    </w:p>
-    <w:p>
-      <w:pPr>
-        <w:spacing w:after="80"/>
-        <w:jc w:val="left"/>
-      </w:pPr>
-      <w:hyperlink r:id="rId30">
+      <w:hyperlink r:id="rId24">
         <w:r>
           <w:rPr>
             <w:color w:val="0000FF"/>
